--- a/plantilla/MEMO_VALIDACION.docx
+++ b/plantilla/MEMO_VALIDACION.docx
@@ -514,7 +514,7 @@
           <w:sz w:val="16"/>
           <w:szCs w:val="16"/>
         </w:rPr>
-        <w:t xml:space="preserve">Por medio del presente me dirijo a usted, para saludarla cordialmente, y en atención al documento de la referencia, mediante el cual se solicita </w:t>
+        <w:t xml:space="preserve">Por medio del presente me dirijo a usted, para {saludo} cordialmente, y en atención al documento de la referencia, mediante el cual se solicita </w:t>
       </w:r>
       <w:r>
         <w:rPr>
